--- a/content/Lectures/Semester 1/Week 13-14/3 Tutorial/Lab.docx
+++ b/content/Lectures/Semester 1/Week 13-14/3 Tutorial/Lab.docx
@@ -20,7 +20,7 @@
           <w:szCs w:val="32"/>
           <w:lang w:val="en-US"/>
         </w:rPr>
-        <w:t>Part B Labs: Fine-Tuning, Evaluation &amp; Integration</w:t>
+        <w:t>Assessment Labs: Fine-Tuning, Evaluation &amp; Integration</w:t>
       </w:r>
     </w:p>
     <w:p>
@@ -87,19 +87,11 @@
           <w:lang w:val="en-US"/>
         </w:rPr>
       </w:pPr>
-      <w:proofErr w:type="spellStart"/>
-      <w:r>
-        <w:rPr>
-          <w:lang w:val="en-US"/>
-        </w:rPr>
-        <w:t>PyTorch</w:t>
-      </w:r>
-      <w:proofErr w:type="spellEnd"/>
-      <w:r>
-        <w:rPr>
-          <w:lang w:val="en-US"/>
-        </w:rPr>
-        <w:t xml:space="preserve"> reproducibility / randomness: </w:t>
+      <w:r>
+        <w:rPr>
+          <w:lang w:val="en-US"/>
+        </w:rPr>
+        <w:t xml:space="preserve">PyTorch reproducibility / randomness: </w:t>
       </w:r>
       <w:hyperlink r:id="rId7" w:history="1">
         <w:r>
@@ -225,19 +217,11 @@
           <w:lang w:val="en-US"/>
         </w:rPr>
       </w:pPr>
-      <w:proofErr w:type="spellStart"/>
-      <w:r>
-        <w:rPr>
-          <w:lang w:val="en-US"/>
-        </w:rPr>
-        <w:t>MLflow</w:t>
-      </w:r>
-      <w:proofErr w:type="spellEnd"/>
-      <w:r>
-        <w:rPr>
-          <w:lang w:val="en-US"/>
-        </w:rPr>
-        <w:t xml:space="preserve"> (experiment tracking): </w:t>
+      <w:r>
+        <w:rPr>
+          <w:lang w:val="en-US"/>
+        </w:rPr>
+        <w:t xml:space="preserve">MLflow (experiment tracking): </w:t>
       </w:r>
       <w:hyperlink r:id="rId12" w:history="1">
         <w:r>
@@ -259,33 +243,11 @@
           <w:lang w:val="en-US"/>
         </w:rPr>
       </w:pPr>
-      <w:proofErr w:type="spellStart"/>
-      <w:r>
-        <w:rPr>
-          <w:lang w:val="en-US"/>
-        </w:rPr>
-        <w:t>FastAPI</w:t>
-      </w:r>
-      <w:proofErr w:type="spellEnd"/>
-      <w:r>
-        <w:rPr>
-          <w:lang w:val="en-US"/>
-        </w:rPr>
-        <w:t xml:space="preserve"> </w:t>
-      </w:r>
-      <w:proofErr w:type="spellStart"/>
-      <w:r>
-        <w:rPr>
-          <w:lang w:val="en-US"/>
-        </w:rPr>
-        <w:t>quickstart</w:t>
-      </w:r>
-      <w:proofErr w:type="spellEnd"/>
-      <w:r>
-        <w:rPr>
-          <w:lang w:val="en-US"/>
-        </w:rPr>
-        <w:t xml:space="preserve">: </w:t>
+      <w:r>
+        <w:rPr>
+          <w:lang w:val="en-US"/>
+        </w:rPr>
+        <w:t xml:space="preserve">FastAPI quickstart: </w:t>
       </w:r>
       <w:hyperlink r:id="rId13" w:history="1">
         <w:r>
@@ -333,19 +295,11 @@
           <w:lang w:val="en-US"/>
         </w:rPr>
       </w:pPr>
-      <w:proofErr w:type="spellStart"/>
-      <w:r>
-        <w:rPr>
-          <w:lang w:val="en-US"/>
-        </w:rPr>
-        <w:t>pytest</w:t>
-      </w:r>
-      <w:proofErr w:type="spellEnd"/>
-      <w:r>
-        <w:rPr>
-          <w:lang w:val="en-US"/>
-        </w:rPr>
-        <w:t xml:space="preserve">: </w:t>
+      <w:r>
+        <w:rPr>
+          <w:lang w:val="en-US"/>
+        </w:rPr>
+        <w:t xml:space="preserve">pytest: </w:t>
       </w:r>
       <w:hyperlink r:id="rId15" w:history="1">
         <w:r>
@@ -393,19 +347,11 @@
           <w:lang w:val="en-US"/>
         </w:rPr>
       </w:pPr>
-      <w:proofErr w:type="spellStart"/>
-      <w:r>
-        <w:rPr>
-          <w:lang w:val="en-US"/>
-        </w:rPr>
-        <w:t>TorchMetrics</w:t>
-      </w:r>
-      <w:proofErr w:type="spellEnd"/>
-      <w:r>
-        <w:rPr>
-          <w:lang w:val="en-US"/>
-        </w:rPr>
-        <w:t xml:space="preserve">: </w:t>
+      <w:r>
+        <w:rPr>
+          <w:lang w:val="en-US"/>
+        </w:rPr>
+        <w:t xml:space="preserve">TorchMetrics: </w:t>
       </w:r>
       <w:hyperlink r:id="rId17" w:history="1">
         <w:r>
@@ -438,7 +384,7 @@
           <w:bCs/>
           <w:lang w:val="en-US"/>
         </w:rPr>
-        <w:t>Airport Security (Machine Vision track)</w:t>
+        <w:t>DVT Detection from Ultrasound Videos (Machine Vision track)</w:t>
       </w:r>
     </w:p>
     <w:p>
@@ -451,27 +397,19 @@
           <w:lang w:val="en-US"/>
         </w:rPr>
       </w:pPr>
-      <w:proofErr w:type="spellStart"/>
-      <w:r>
-        <w:rPr>
-          <w:lang w:val="en-US"/>
-        </w:rPr>
-        <w:t>PyTorch</w:t>
-      </w:r>
-      <w:proofErr w:type="spellEnd"/>
-      <w:r>
-        <w:rPr>
-          <w:lang w:val="en-US"/>
-        </w:rPr>
-        <w:t xml:space="preserve"> Transfer Learning tutorial: </w:t>
-      </w:r>
-      <w:hyperlink r:id="rId18" w:history="1">
-        <w:r>
-          <w:rPr>
-            <w:rStyle w:val="-"/>
-            <w:lang w:val="en-US"/>
-          </w:rPr>
-          <w:t>https://docs.pytorch.org/tutorials/beginner/transfer_learning_tutorial.html</w:t>
+      <w:r>
+        <w:rPr>
+          <w:lang w:val="en-US"/>
+        </w:rPr>
+        <w:t xml:space="preserve">ThrombUS+ training set (Zenodo): </w:t>
+      </w:r>
+      <w:hyperlink r:id="rId101" w:history="1">
+        <w:r>
+          <w:rPr>
+            <w:rStyle w:val="-"/>
+            <w:lang w:val="en-US"/>
+          </w:rPr>
+          <w:t>https://zenodo.org/records/17659415</w:t>
         </w:r>
       </w:hyperlink>
     </w:p>
@@ -485,27 +423,19 @@
           <w:lang w:val="en-US"/>
         </w:rPr>
       </w:pPr>
-      <w:proofErr w:type="spellStart"/>
-      <w:r>
-        <w:rPr>
-          <w:lang w:val="en-US"/>
-        </w:rPr>
-        <w:t>TorchVision</w:t>
-      </w:r>
-      <w:proofErr w:type="spellEnd"/>
-      <w:r>
-        <w:rPr>
-          <w:lang w:val="en-US"/>
-        </w:rPr>
-        <w:t xml:space="preserve"> detection finetuning tutorial: </w:t>
-      </w:r>
-      <w:hyperlink r:id="rId19" w:history="1">
-        <w:r>
-          <w:rPr>
-            <w:rStyle w:val="-"/>
-            <w:lang w:val="en-US"/>
-          </w:rPr>
-          <w:t>https://docs.pytorch.org/tutorials/intermediate/torchvision_tutorial.html</w:t>
+      <w:r>
+        <w:rPr>
+          <w:lang w:val="en-US"/>
+        </w:rPr>
+        <w:t xml:space="preserve">ThrombUS+ testing set (Zenodo): </w:t>
+      </w:r>
+      <w:hyperlink r:id="rId102" w:history="1">
+        <w:r>
+          <w:rPr>
+            <w:rStyle w:val="-"/>
+            <w:lang w:val="en-US"/>
+          </w:rPr>
+          <w:t>https://zenodo.org/records/17664207</w:t>
         </w:r>
       </w:hyperlink>
     </w:p>
@@ -523,43 +453,145 @@
         <w:rPr>
           <w:lang w:val="en-US"/>
         </w:rPr>
-        <w:t>COCO detection evaluation (</w:t>
-      </w:r>
-      <w:proofErr w:type="spellStart"/>
-      <w:r>
-        <w:rPr>
-          <w:lang w:val="en-US"/>
-        </w:rPr>
-        <w:t>mAP</w:t>
-      </w:r>
-      <w:proofErr w:type="spellEnd"/>
-      <w:r>
-        <w:rPr>
-          <w:lang w:val="en-US"/>
-        </w:rPr>
-        <w:t>/</w:t>
-      </w:r>
-      <w:proofErr w:type="spellStart"/>
-      <w:r>
-        <w:rPr>
-          <w:lang w:val="en-US"/>
-        </w:rPr>
-        <w:t>IoU</w:t>
-      </w:r>
-      <w:proofErr w:type="spellEnd"/>
-      <w:r>
-        <w:rPr>
-          <w:lang w:val="en-US"/>
-        </w:rPr>
-        <w:t xml:space="preserve">): </w:t>
-      </w:r>
-      <w:hyperlink r:id="rId20" w:anchor="detection-eval" w:history="1">
-        <w:r>
-          <w:rPr>
-            <w:rStyle w:val="-"/>
-            <w:lang w:val="en-US"/>
-          </w:rPr>
-          <w:t>https://cocodataset.org/#detection-eval</w:t>
+        <w:t xml:space="preserve">PyTorch Transfer Learning tutorial: </w:t>
+      </w:r>
+      <w:hyperlink r:id="rId18" w:history="1">
+        <w:r>
+          <w:rPr>
+            <w:rStyle w:val="-"/>
+            <w:lang w:val="en-US"/>
+          </w:rPr>
+          <w:t>https://docs.pytorch.org/tutorials/beginner/transfer_learning_tutorial.html</w:t>
+        </w:r>
+      </w:hyperlink>
+    </w:p>
+    <w:p>
+      <w:pPr>
+        <w:numPr>
+          <w:ilvl w:val="0"/>
+          <w:numId w:val="2"/>
+        </w:numPr>
+        <w:rPr>
+          <w:lang w:val="en-US"/>
+        </w:rPr>
+      </w:pPr>
+      <w:r>
+        <w:rPr>
+          <w:lang w:val="en-US"/>
+        </w:rPr>
+        <w:t xml:space="preserve">TorchVision segmentation models (pre-trained weights): </w:t>
+      </w:r>
+      <w:hyperlink r:id="rId19" w:history="1">
+        <w:r>
+          <w:rPr>
+            <w:rStyle w:val="-"/>
+            <w:lang w:val="en-US"/>
+          </w:rPr>
+          <w:t>https://docs.pytorch.org/vision/stable/models.html#semantic-segmentation</w:t>
+        </w:r>
+      </w:hyperlink>
+    </w:p>
+    <w:p>
+      <w:pPr>
+        <w:numPr>
+          <w:ilvl w:val="0"/>
+          <w:numId w:val="2"/>
+        </w:numPr>
+        <w:rPr>
+          <w:lang w:val="en-US"/>
+        </w:rPr>
+      </w:pPr>
+      <w:r>
+        <w:rPr>
+          <w:lang w:val="en-US"/>
+        </w:rPr>
+        <w:t xml:space="preserve">Segmentation Models PyTorch (U-Net and other architectures): </w:t>
+      </w:r>
+      <w:hyperlink r:id="rId20" w:history="1">
+        <w:r>
+          <w:rPr>
+            <w:rStyle w:val="-"/>
+            <w:lang w:val="en-US"/>
+          </w:rPr>
+          <w:t>https://smp.readthedocs.io/en/latest/</w:t>
+        </w:r>
+      </w:hyperlink>
+    </w:p>
+    <w:p>
+      <w:pPr>
+        <w:numPr>
+          <w:ilvl w:val="0"/>
+          <w:numId w:val="2"/>
+        </w:numPr>
+        <w:rPr>
+          <w:lang w:val="en-US"/>
+        </w:rPr>
+      </w:pPr>
+      <w:r>
+        <w:rPr>
+          <w:lang w:val="en-US"/>
+        </w:rPr>
+        <w:t xml:space="preserve">MONAI (deep learning for medical imaging): </w:t>
+      </w:r>
+      <w:hyperlink r:id="rId103" w:history="1">
+        <w:r>
+          <w:rPr>
+            <w:rStyle w:val="-"/>
+            <w:lang w:val="en-US"/>
+          </w:rPr>
+          <w:t>https://docs.monai.io/en/stable/</w:t>
+        </w:r>
+      </w:hyperlink>
+    </w:p>
+    <w:p>
+      <w:pPr>
+        <w:numPr>
+          <w:ilvl w:val="0"/>
+          <w:numId w:val="2"/>
+        </w:numPr>
+        <w:rPr>
+          <w:lang w:val="en-US"/>
+        </w:rPr>
+      </w:pPr>
+      <w:r>
+        <w:rPr>
+          <w:lang w:val="en-US"/>
+        </w:rPr>
+        <w:t xml:space="preserve">SAM 2 (video segmentation from a few clicks, for fewer manual masks): </w:t>
+      </w:r>
+      <w:hyperlink r:id="rId104" w:history="1">
+        <w:r>
+          <w:rPr>
+            <w:rStyle w:val="-"/>
+            <w:lang w:val="en-US"/>
+          </w:rPr>
+          <w:t>https://github.com/facebookresearch/sam2</w:t>
+        </w:r>
+      </w:hyperlink>
+    </w:p>
+    <w:p>
+      <w:pPr>
+        <w:numPr>
+          <w:ilvl w:val="0"/>
+          <w:numId w:val="2"/>
+        </w:numPr>
+        <w:rPr>
+          <w:lang w:val="en-US"/>
+        </w:rPr>
+      </w:pPr>
+      <w:r>
+        <w:rPr>
+          <w:lang w:val="en-US"/>
+        </w:rPr>
+        <w:t xml:space="preserve">Segmentation metrics (Dice, Hausdorff distance) in MONAI: </w:t>
+      </w:r>
+      <w:hyperlink r:id="rId105" w:history="1">
+        <w:r>
+          <w:rPr>
+            <w:rStyle w:val="-"/>
+            <w:lang w:val="en-US"/>
+          </w:rPr>
+          <w:t>https://docs.monai.io/en/stable/metrics.html</w:t>
         </w:r>
       </w:hyperlink>
     </w:p>
@@ -653,21 +685,7 @@
         <w:rPr>
           <w:lang w:val="en-US"/>
         </w:rPr>
-        <w:t>PEFT (</w:t>
-      </w:r>
-      <w:proofErr w:type="spellStart"/>
-      <w:r>
-        <w:rPr>
-          <w:lang w:val="en-US"/>
-        </w:rPr>
-        <w:t>LoRA</w:t>
-      </w:r>
-      <w:proofErr w:type="spellEnd"/>
-      <w:r>
-        <w:rPr>
-          <w:lang w:val="en-US"/>
-        </w:rPr>
-        <w:t xml:space="preserve"> / parameter-efficient fine-tuning): </w:t>
+        <w:t xml:space="preserve">PEFT (LoRA / parameter-efficient fine-tuning): </w:t>
       </w:r>
       <w:hyperlink r:id="rId23" w:history="1">
         <w:r>
@@ -689,20 +707,12 @@
           <w:lang w:val="en-US"/>
         </w:rPr>
       </w:pPr>
-      <w:proofErr w:type="spellStart"/>
       <w:r>
         <w:rPr>
           <w:lang w:val="en-US"/>
         </w:rPr>
         <w:lastRenderedPageBreak/>
-        <w:t>MultiWOZ</w:t>
-      </w:r>
-      <w:proofErr w:type="spellEnd"/>
-      <w:r>
-        <w:rPr>
-          <w:lang w:val="en-US"/>
-        </w:rPr>
-        <w:t xml:space="preserve"> repository: </w:t>
+        <w:t xml:space="preserve">MultiWOZ repository (optional extra dataset): </w:t>
       </w:r>
       <w:hyperlink r:id="rId24" w:history="1">
         <w:r>
@@ -813,21 +823,7 @@
           <w:lang w:val="en-US"/>
         </w:rPr>
         <w:br/>
-        <w:t xml:space="preserve">• Google </w:t>
-      </w:r>
-      <w:proofErr w:type="spellStart"/>
-      <w:r>
-        <w:rPr>
-          <w:lang w:val="en-US"/>
-        </w:rPr>
-        <w:t>Colab</w:t>
-      </w:r>
-      <w:proofErr w:type="spellEnd"/>
-      <w:r>
-        <w:rPr>
-          <w:lang w:val="en-US"/>
-        </w:rPr>
-        <w:t xml:space="preserve"> (run notebooks in the browser): </w:t>
+        <w:t xml:space="preserve">• Google Colab (run notebooks in the browser): </w:t>
       </w:r>
       <w:hyperlink r:id="rId27" w:history="1">
         <w:r>
@@ -859,21 +855,7 @@
           <w:lang w:val="en-US"/>
         </w:rPr>
         <w:br/>
-        <w:t xml:space="preserve">• Learn </w:t>
-      </w:r>
-      <w:proofErr w:type="spellStart"/>
-      <w:r>
-        <w:rPr>
-          <w:lang w:val="en-US"/>
-        </w:rPr>
-        <w:t>PyTorch</w:t>
-      </w:r>
-      <w:proofErr w:type="spellEnd"/>
-      <w:r>
-        <w:rPr>
-          <w:lang w:val="en-US"/>
-        </w:rPr>
-        <w:t xml:space="preserve"> (interactive-style online book + exercises): </w:t>
+        <w:t xml:space="preserve">• Learn PyTorch (interactive-style online book + exercises): </w:t>
       </w:r>
       <w:hyperlink r:id="rId29" w:history="1">
         <w:r>
@@ -945,7 +927,7 @@
           <w:bCs/>
           <w:lang w:val="en-US"/>
         </w:rPr>
-        <w:t>Airport Security (Machine Vision — interactive)</w:t>
+        <w:t>DVT Detection (Machine Vision — interactive)</w:t>
       </w:r>
       <w:r>
         <w:rPr>
@@ -984,21 +966,7 @@
           <w:lang w:val="en-US"/>
         </w:rPr>
         <w:br/>
-        <w:t xml:space="preserve">• </w:t>
-      </w:r>
-      <w:proofErr w:type="spellStart"/>
-      <w:r>
-        <w:rPr>
-          <w:lang w:val="en-US"/>
-        </w:rPr>
-        <w:t>PyTorch</w:t>
-      </w:r>
-      <w:proofErr w:type="spellEnd"/>
-      <w:r>
-        <w:rPr>
-          <w:lang w:val="en-US"/>
-        </w:rPr>
-        <w:t xml:space="preserve"> 60-Minute Blitz (hands-on): </w:t>
+        <w:t xml:space="preserve">• PyTorch 60-Minute Blitz (hands-on): </w:t>
       </w:r>
       <w:hyperlink r:id="rId35" w:history="1">
         <w:r>
